--- a/docs/entrega-fase5/GovFlow-AI-Documentacao-Fase5.docx
+++ b/docs/entrega-fase5/GovFlow-AI-Documentacao-Fase5.docx
@@ -3352,10 +3352,241 @@
       <w:r>
         <w:rPr>
           <w:b w:val="0"/>
-          <w:i/>
+          <w:i w:val="0"/>
           <w:sz w:val="22"/>
         </w:rPr>
-        <w:t>[SEÇÃO A ATUALIZAR APÓS MIGRAÇÃO — ver nota de acompanhamento]</w:t>
+        <w:t>O banco de dados está hospedado no Neon (PostgreSQL serverless em nuvem), atendendo ao requisito de implementação em provedor de Cloud Computing. A camada de acesso a dados foi desenhada desde o início para suportar dois modos por trás da mesma interface — um Postgres local embutido para desenvolvimento ágil sem dependência de rede, e o Postgres em nuvem para a entrega final — trocados automaticamente por uma única variável de ambiente (DATABASE_URL), sem qualquer alteração no restante do código da aplicação.</w:t>
+      </w:r>
+    </w:p>
+    <w:tbl>
+      <w:tblPr>
+        <w:tblStyle w:val="TableGrid"/>
+        <w:tblW w:type="auto" w:w="0"/>
+        <w:jc w:val="center"/>
+        <w:tblLook w:firstColumn="1" w:firstRow="1" w:lastColumn="0" w:lastRow="0" w:noHBand="0" w:noVBand="1" w:val="04A0"/>
+      </w:tblPr>
+      <w:tblGrid>
+        <w:gridCol w:w="4873"/>
+        <w:gridCol w:w="4873"/>
+      </w:tblGrid>
+      <w:tr>
+        <w:tc>
+          <w:tcPr>
+            <w:tcW w:type="dxa" w:w="2835"/>
+            <w:shd w:fill="2D5A27"/>
+          </w:tcPr>
+          <w:p>
+            <w:r/>
+            <w:r>
+              <w:rPr>
+                <w:rFonts w:ascii="Calibri" w:hAnsi="Calibri"/>
+                <w:b/>
+                <w:color w:val="FFFFFF"/>
+                <w:sz w:val="20"/>
+              </w:rPr>
+              <w:t>Item</w:t>
+            </w:r>
+          </w:p>
+        </w:tc>
+        <w:tc>
+          <w:tcPr>
+            <w:tcW w:type="dxa" w:w="6803"/>
+            <w:shd w:fill="2D5A27"/>
+          </w:tcPr>
+          <w:p>
+            <w:r/>
+            <w:r>
+              <w:rPr>
+                <w:rFonts w:ascii="Calibri" w:hAnsi="Calibri"/>
+                <w:b/>
+                <w:color w:val="FFFFFF"/>
+                <w:sz w:val="20"/>
+              </w:rPr>
+              <w:t>Detalhe</w:t>
+            </w:r>
+          </w:p>
+        </w:tc>
+      </w:tr>
+      <w:tr>
+        <w:tc>
+          <w:tcPr>
+            <w:tcW w:type="dxa" w:w="2835"/>
+          </w:tcPr>
+          <w:p>
+            <w:r/>
+            <w:r>
+              <w:rPr>
+                <w:rFonts w:ascii="Calibri" w:hAnsi="Calibri"/>
+                <w:b w:val="0"/>
+                <w:sz w:val="19"/>
+              </w:rPr>
+              <w:t>Provedor</w:t>
+            </w:r>
+          </w:p>
+        </w:tc>
+        <w:tc>
+          <w:tcPr>
+            <w:tcW w:type="dxa" w:w="6803"/>
+          </w:tcPr>
+          <w:p>
+            <w:r/>
+            <w:r>
+              <w:rPr>
+                <w:rFonts w:ascii="Calibri" w:hAnsi="Calibri"/>
+                <w:b w:val="0"/>
+                <w:sz w:val="19"/>
+              </w:rPr>
+              <w:t>Neon (PostgreSQL serverless)</w:t>
+            </w:r>
+          </w:p>
+        </w:tc>
+      </w:tr>
+      <w:tr>
+        <w:tc>
+          <w:tcPr>
+            <w:tcW w:type="dxa" w:w="2835"/>
+          </w:tcPr>
+          <w:p>
+            <w:r/>
+            <w:r>
+              <w:rPr>
+                <w:rFonts w:ascii="Calibri" w:hAnsi="Calibri"/>
+                <w:b w:val="0"/>
+                <w:sz w:val="19"/>
+              </w:rPr>
+              <w:t>Região</w:t>
+            </w:r>
+          </w:p>
+        </w:tc>
+        <w:tc>
+          <w:tcPr>
+            <w:tcW w:type="dxa" w:w="6803"/>
+          </w:tcPr>
+          <w:p>
+            <w:r/>
+            <w:r>
+              <w:rPr>
+                <w:rFonts w:ascii="Calibri" w:hAnsi="Calibri"/>
+                <w:b w:val="0"/>
+                <w:sz w:val="19"/>
+              </w:rPr>
+              <w:t>sa-east-1 (América do Sul)</w:t>
+            </w:r>
+          </w:p>
+        </w:tc>
+      </w:tr>
+      <w:tr>
+        <w:tc>
+          <w:tcPr>
+            <w:tcW w:type="dxa" w:w="2835"/>
+          </w:tcPr>
+          <w:p>
+            <w:r/>
+            <w:r>
+              <w:rPr>
+                <w:rFonts w:ascii="Calibri" w:hAnsi="Calibri"/>
+                <w:b w:val="0"/>
+                <w:sz w:val="19"/>
+              </w:rPr>
+              <w:t>Conexão</w:t>
+            </w:r>
+          </w:p>
+        </w:tc>
+        <w:tc>
+          <w:tcPr>
+            <w:tcW w:type="dxa" w:w="6803"/>
+          </w:tcPr>
+          <w:p>
+            <w:r/>
+            <w:r>
+              <w:rPr>
+                <w:rFonts w:ascii="Calibri" w:hAnsi="Calibri"/>
+                <w:b w:val="0"/>
+                <w:sz w:val="19"/>
+              </w:rPr>
+              <w:t>SSL obrigatório (sslmode=require), via connection pooler do Neon</w:t>
+            </w:r>
+          </w:p>
+        </w:tc>
+      </w:tr>
+      <w:tr>
+        <w:tc>
+          <w:tcPr>
+            <w:tcW w:type="dxa" w:w="2835"/>
+          </w:tcPr>
+          <w:p>
+            <w:r/>
+            <w:r>
+              <w:rPr>
+                <w:rFonts w:ascii="Calibri" w:hAnsi="Calibri"/>
+                <w:b w:val="0"/>
+                <w:sz w:val="19"/>
+              </w:rPr>
+              <w:t>Schema aplicado</w:t>
+            </w:r>
+          </w:p>
+        </w:tc>
+        <w:tc>
+          <w:tcPr>
+            <w:tcW w:type="dxa" w:w="6803"/>
+          </w:tcPr>
+          <w:p>
+            <w:r/>
+            <w:r>
+              <w:rPr>
+                <w:rFonts w:ascii="Calibri" w:hAnsi="Calibri"/>
+                <w:b w:val="0"/>
+                <w:sz w:val="19"/>
+              </w:rPr>
+              <w:t>Star Schema completo — 1 tabela fato + 5 dimensões + 2 views analíticas</w:t>
+            </w:r>
+          </w:p>
+        </w:tc>
+      </w:tr>
+      <w:tr>
+        <w:tc>
+          <w:tcPr>
+            <w:tcW w:type="dxa" w:w="2835"/>
+          </w:tcPr>
+          <w:p>
+            <w:r/>
+            <w:r>
+              <w:rPr>
+                <w:rFonts w:ascii="Calibri" w:hAnsi="Calibri"/>
+                <w:b w:val="0"/>
+                <w:sz w:val="19"/>
+              </w:rPr>
+              <w:t>Validação</w:t>
+            </w:r>
+          </w:p>
+        </w:tc>
+        <w:tc>
+          <w:tcPr>
+            <w:tcW w:type="dxa" w:w="6803"/>
+          </w:tcPr>
+          <w:p>
+            <w:r/>
+            <w:r>
+              <w:rPr>
+                <w:rFonts w:ascii="Calibri" w:hAnsi="Calibri"/>
+                <w:b w:val="0"/>
+                <w:sz w:val="19"/>
+              </w:rPr>
+              <w:t>Fluxo completo testado contra o banco em nuvem: login SSO, upload, extração OCR, confirmação de envio e execução do robô, com o resultado gravado e consultado de volta com sucesso</w:t>
+            </w:r>
+          </w:p>
+        </w:tc>
+      </w:tr>
+    </w:tbl>
+    <w:p/>
+    <w:p>
+      <w:r>
+        <w:rPr>
+          <w:i/>
+          <w:color w:val="5A6A57"/>
+          <w:sz w:val="19"/>
+        </w:rPr>
+        <w:t>Credenciais de conexão ficam em variável de ambiente (.env), nunca commitadas no repositório — o arquivo .env.example documenta as variáveis necessárias sem expor valores reais.</w:t>
       </w:r>
     </w:p>
     <w:p>

--- a/docs/entrega-fase5/GovFlow-AI-Documentacao-Fase5.docx
+++ b/docs/entrega-fase5/GovFlow-AI-Documentacao-Fase5.docx
@@ -73,16 +73,11 @@
         <w:jc w:val="center"/>
       </w:pPr>
       <w:r>
-        <w:rPr>
-          <w:i/>
-          <w:color w:val="B03020"/>
-          <w:sz w:val="22"/>
-        </w:rPr>
-        <w:t>[PREENCHER: nome — RM]</w:t>
+        <w:t>Pedro Henrique Amancio Lopes — RM551682</w:t>
         <w:br/>
-        <w:t>[PREENCHER: nome — RM]</w:t>
-        <w:br/>
-        <w:t>[PREENCHER: nome — RM]</w:t>
+      </w:r>
+      <w:r>
+        <w:t>Felipe Vazamim — RM97856</w:t>
       </w:r>
     </w:p>
     <w:p>
@@ -142,6 +137,12 @@
     <w:p>
       <w:r>
         <w:t>3. Protótipo Funcional de Alta Fidelidade</w:t>
+      </w:r>
+      <w:r>
+        <w:br/>
+      </w:r>
+      <w:r>
+        <w:t xml:space="preserve">   3.6 Time e Disponibilidade para o NEXT 2026</w:t>
       </w:r>
     </w:p>
     <w:p>
@@ -870,14 +871,14 @@
             <w:tcW w:type="dxa" w:w="3402"/>
           </w:tcPr>
           <w:p>
-            <w:r/>
             <w:r>
               <w:rPr>
                 <w:rFonts w:ascii="Calibri" w:hAnsi="Calibri"/>
                 <w:b w:val="0"/>
+                <w:color w:val="000000"/>
                 <w:sz w:val="19"/>
               </w:rPr>
-              <w:t>Parcial — falta lista histórica</w:t>
+              <w:t>Implementado e testado</w:t>
             </w:r>
           </w:p>
         </w:tc>
@@ -920,14 +921,164 @@
             <w:tcW w:type="dxa" w:w="3402"/>
           </w:tcPr>
           <w:p>
-            <w:r/>
             <w:r>
               <w:rPr>
                 <w:rFonts w:ascii="Calibri" w:hAnsi="Calibri"/>
                 <w:b w:val="0"/>
+                <w:color w:val="000000"/>
                 <w:sz w:val="19"/>
               </w:rPr>
-              <w:t>Não implementado</w:t>
+              <w:t>Implementado e testado</w:t>
+            </w:r>
+          </w:p>
+        </w:tc>
+      </w:tr>
+      <w:tr>
+        <w:tc>
+          <w:tcPr>
+            <w:tcW w:type="dxa" w:w="3249"/>
+          </w:tcPr>
+          <w:p>
+            <w:r>
+              <w:rPr>
+                <w:rFonts w:ascii="Calibri" w:hAnsi="Calibri"/>
+                <w:b w:val="0"/>
+                <w:color w:val="000000"/>
+                <w:sz w:val="19"/>
+              </w:rPr>
+              <w:t>Aplicação (Core)</w:t>
+            </w:r>
+          </w:p>
+        </w:tc>
+        <w:tc>
+          <w:tcPr>
+            <w:tcW w:type="dxa" w:w="3249"/>
+          </w:tcPr>
+          <w:p>
+            <w:r>
+              <w:rPr>
+                <w:rFonts w:ascii="Calibri" w:hAnsi="Calibri"/>
+                <w:b w:val="0"/>
+                <w:color w:val="000000"/>
+                <w:sz w:val="19"/>
+              </w:rPr>
+              <w:t>Segundo robô RPA — Consulta e-CAC (Python/Playwright)</w:t>
+            </w:r>
+          </w:p>
+        </w:tc>
+        <w:tc>
+          <w:tcPr>
+            <w:tcW w:type="dxa" w:w="3249"/>
+          </w:tcPr>
+          <w:p>
+            <w:r>
+              <w:rPr>
+                <w:rFonts w:ascii="Calibri" w:hAnsi="Calibri"/>
+                <w:b w:val="0"/>
+                <w:color w:val="000000"/>
+                <w:sz w:val="19"/>
+              </w:rPr>
+              <w:t>Implementado e testado</w:t>
+            </w:r>
+          </w:p>
+        </w:tc>
+      </w:tr>
+      <w:tr>
+        <w:tc>
+          <w:tcPr>
+            <w:tcW w:type="dxa" w:w="3249"/>
+          </w:tcPr>
+          <w:p>
+            <w:r>
+              <w:rPr>
+                <w:rFonts w:ascii="Calibri" w:hAnsi="Calibri"/>
+                <w:b w:val="0"/>
+                <w:color w:val="000000"/>
+                <w:sz w:val="19"/>
+              </w:rPr>
+              <w:t>Hub de Convergência / Painel de Gestão</w:t>
+            </w:r>
+          </w:p>
+        </w:tc>
+        <w:tc>
+          <w:tcPr>
+            <w:tcW w:type="dxa" w:w="3249"/>
+          </w:tcPr>
+          <w:p>
+            <w:r>
+              <w:rPr>
+                <w:rFonts w:ascii="Calibri" w:hAnsi="Calibri"/>
+                <w:b w:val="0"/>
+                <w:color w:val="000000"/>
+                <w:sz w:val="19"/>
+              </w:rPr>
+              <w:t>Login real via banco (usuários por escritório, dono/membro)</w:t>
+            </w:r>
+          </w:p>
+        </w:tc>
+        <w:tc>
+          <w:tcPr>
+            <w:tcW w:type="dxa" w:w="3249"/>
+          </w:tcPr>
+          <w:p>
+            <w:r>
+              <w:rPr>
+                <w:rFonts w:ascii="Calibri" w:hAnsi="Calibri"/>
+                <w:b w:val="0"/>
+                <w:color w:val="000000"/>
+                <w:sz w:val="19"/>
+              </w:rPr>
+              <w:t>Implementado e testado</w:t>
+            </w:r>
+          </w:p>
+        </w:tc>
+      </w:tr>
+      <w:tr>
+        <w:tc>
+          <w:tcPr>
+            <w:tcW w:type="dxa" w:w="3249"/>
+          </w:tcPr>
+          <w:p>
+            <w:r>
+              <w:rPr>
+                <w:rFonts w:ascii="Calibri" w:hAnsi="Calibri"/>
+                <w:b w:val="0"/>
+                <w:color w:val="000000"/>
+                <w:sz w:val="19"/>
+              </w:rPr>
+              <w:t>Painel de Gestão</w:t>
+            </w:r>
+          </w:p>
+        </w:tc>
+        <w:tc>
+          <w:tcPr>
+            <w:tcW w:type="dxa" w:w="3249"/>
+          </w:tcPr>
+          <w:p>
+            <w:r>
+              <w:rPr>
+                <w:rFonts w:ascii="Calibri" w:hAnsi="Calibri"/>
+                <w:b w:val="0"/>
+                <w:color w:val="000000"/>
+                <w:sz w:val="19"/>
+              </w:rPr>
+              <w:t>CNPJ/Razão Social extraídos pelo OCR, gravados e exibidos no histórico</w:t>
+            </w:r>
+          </w:p>
+        </w:tc>
+        <w:tc>
+          <w:tcPr>
+            <w:tcW w:type="dxa" w:w="3249"/>
+          </w:tcPr>
+          <w:p>
+            <w:r>
+              <w:rPr>
+                <w:rFonts w:ascii="Calibri" w:hAnsi="Calibri"/>
+                <w:b w:val="0"/>
+                <w:color w:val="000000"/>
+                <w:sz w:val="19"/>
+              </w:rPr>
+              <w:t>Implementado e testado</w:t>
             </w:r>
           </w:p>
         </w:tc>
@@ -996,7 +1147,7 @@
         <w:pStyle w:val="Heading3"/>
       </w:pPr>
       <w:r>
-        <w:t>Canais de Aquisição</w:t>
+        <w:t>Go to Market — Canais de Aquisição</w:t>
       </w:r>
     </w:p>
     <w:p>
@@ -1060,7 +1211,7 @@
         <w:pStyle w:val="Heading3"/>
       </w:pPr>
       <w:r>
-        <w:t>Estratégia de Preço e Promoção</w:t>
+        <w:t>Go to Market — Estratégia de Preço e Promoção</w:t>
       </w:r>
     </w:p>
     <w:p>
@@ -1161,6 +1312,253 @@
       </w:pPr>
       <w:r>
         <w:t>NPS (satisfação percebida) e taxa de churn mensal.</w:t>
+      </w:r>
+    </w:p>
+    <w:p>
+      <w:pPr>
+        <w:pStyle w:val="Heading3"/>
+      </w:pPr>
+      <w:r>
+        <w:t>Concorrentes e Diferenciais</w:t>
+      </w:r>
+    </w:p>
+    <w:p>
+      <w:pPr/>
+      <w:r>
+        <w:t>Não foi encontrado nenhum concorrente direto (assistente conversacional com IA + RPA cobrindo múltiplos portais governamentais, voltado a escritórios de contabilidade) — um espaço em branco real de mercado. Existe, porém, concorrência indireta relevante:</w:t>
+      </w:r>
+    </w:p>
+    <w:tbl>
+      <w:tblPr>
+        <w:tblStyle w:val="TableGrid"/>
+        <w:tblW w:type="auto" w:w="0"/>
+        <w:tblLook w:firstColumn="1" w:firstRow="1" w:lastColumn="0" w:lastRow="0" w:noHBand="0" w:noVBand="1" w:val="04A0"/>
+      </w:tblPr>
+      <w:tblGrid>
+        <w:gridCol w:w="3249"/>
+        <w:gridCol w:w="3249"/>
+        <w:gridCol w:w="3249"/>
+      </w:tblGrid>
+      <w:tr>
+        <w:tc>
+          <w:tcPr>
+            <w:tcW w:type="dxa" w:w="3249"/>
+            <w:shd w:fill="2D5A27"/>
+          </w:tcPr>
+          <w:p>
+            <w:r/>
+            <w:r>
+              <w:rPr>
+                <w:rFonts w:ascii="Calibri" w:hAnsi="Calibri"/>
+                <w:b/>
+                <w:color w:val="FFFFFF"/>
+                <w:sz w:val="20"/>
+              </w:rPr>
+              <w:t>Categoria</w:t>
+            </w:r>
+          </w:p>
+        </w:tc>
+        <w:tc>
+          <w:tcPr>
+            <w:tcW w:type="dxa" w:w="3249"/>
+            <w:shd w:fill="2D5A27"/>
+          </w:tcPr>
+          <w:p>
+            <w:r/>
+            <w:r>
+              <w:rPr>
+                <w:rFonts w:ascii="Calibri" w:hAnsi="Calibri"/>
+                <w:b/>
+                <w:color w:val="FFFFFF"/>
+                <w:sz w:val="20"/>
+              </w:rPr>
+              <w:t>Exemplos</w:t>
+            </w:r>
+          </w:p>
+        </w:tc>
+        <w:tc>
+          <w:tcPr>
+            <w:tcW w:type="dxa" w:w="3249"/>
+            <w:shd w:fill="2D5A27"/>
+          </w:tcPr>
+          <w:p>
+            <w:r/>
+            <w:r>
+              <w:rPr>
+                <w:rFonts w:ascii="Calibri" w:hAnsi="Calibri"/>
+                <w:b/>
+                <w:color w:val="FFFFFF"/>
+                <w:sz w:val="20"/>
+              </w:rPr>
+              <w:t>Diferença do GovFlow AI</w:t>
+            </w:r>
+          </w:p>
+        </w:tc>
+      </w:tr>
+      <w:tr>
+        <w:tc>
+          <w:tcPr>
+            <w:tcW w:type="dxa" w:w="3249"/>
+          </w:tcPr>
+          <w:p>
+            <w:r/>
+            <w:r>
+              <w:rPr>
+                <w:rFonts w:ascii="Calibri" w:hAnsi="Calibri"/>
+                <w:b w:val="0"/>
+                <w:color w:val="000000"/>
+                <w:sz w:val="19"/>
+              </w:rPr>
+              <w:t>ERPs contábeis tradicionais</w:t>
+            </w:r>
+          </w:p>
+        </w:tc>
+        <w:tc>
+          <w:tcPr>
+            <w:tcW w:type="dxa" w:w="3249"/>
+          </w:tcPr>
+          <w:p>
+            <w:r/>
+            <w:r>
+              <w:rPr>
+                <w:rFonts w:ascii="Calibri" w:hAnsi="Calibri"/>
+                <w:b w:val="0"/>
+                <w:color w:val="000000"/>
+                <w:sz w:val="19"/>
+              </w:rPr>
+              <w:t>Domínio Sistemas, Alterdata, Questor, SCI</w:t>
+            </w:r>
+          </w:p>
+        </w:tc>
+        <w:tc>
+          <w:tcPr>
+            <w:tcW w:type="dxa" w:w="3249"/>
+          </w:tcPr>
+          <w:p>
+            <w:r/>
+            <w:r>
+              <w:rPr>
+                <w:rFonts w:ascii="Calibri" w:hAnsi="Calibri"/>
+                <w:b w:val="0"/>
+                <w:color w:val="000000"/>
+                <w:sz w:val="19"/>
+              </w:rPr>
+              <w:t>Sistemas de gestão completos, mas sem IA conversacional nem RPA ponta a ponta contra portais do governo — o preenchimento e o protocolo continuam manuais.</w:t>
+            </w:r>
+          </w:p>
+        </w:tc>
+      </w:tr>
+      <w:tr>
+        <w:tc>
+          <w:tcPr>
+            <w:tcW w:type="dxa" w:w="3249"/>
+          </w:tcPr>
+          <w:p>
+            <w:r/>
+            <w:r>
+              <w:rPr>
+                <w:rFonts w:ascii="Calibri" w:hAnsi="Calibri"/>
+                <w:b w:val="0"/>
+                <w:color w:val="000000"/>
+                <w:sz w:val="19"/>
+              </w:rPr>
+              <w:t>Ferramentas de captura/robótica pontual</w:t>
+            </w:r>
+          </w:p>
+        </w:tc>
+        <w:tc>
+          <w:tcPr>
+            <w:tcW w:type="dxa" w:w="3249"/>
+          </w:tcPr>
+          <w:p>
+            <w:r/>
+            <w:r>
+              <w:rPr>
+                <w:rFonts w:ascii="Calibri" w:hAnsi="Calibri"/>
+                <w:b w:val="0"/>
+                <w:color w:val="000000"/>
+                <w:sz w:val="19"/>
+              </w:rPr>
+              <w:t>e-Auditoria, Robolabs, Altersystem</w:t>
+            </w:r>
+          </w:p>
+        </w:tc>
+        <w:tc>
+          <w:tcPr>
+            <w:tcW w:type="dxa" w:w="3249"/>
+          </w:tcPr>
+          <w:p>
+            <w:r/>
+            <w:r>
+              <w:rPr>
+                <w:rFonts w:ascii="Calibri" w:hAnsi="Calibri"/>
+                <w:b w:val="0"/>
+                <w:color w:val="000000"/>
+                <w:sz w:val="19"/>
+              </w:rPr>
+              <w:t>Automatizam a captura de arquivos JÁ estruturados (XML, DARF) e integrações pontuais com o e-CAC — não leem documentos não estruturados (ex.: um Contrato Social escaneado) nem cobrem abertura de empresa.</w:t>
+            </w:r>
+          </w:p>
+        </w:tc>
+      </w:tr>
+      <w:tr>
+        <w:tc>
+          <w:tcPr>
+            <w:tcW w:type="dxa" w:w="3249"/>
+          </w:tcPr>
+          <w:p>
+            <w:r/>
+            <w:r>
+              <w:rPr>
+                <w:rFonts w:ascii="Calibri" w:hAnsi="Calibri"/>
+                <w:b w:val="0"/>
+                <w:color w:val="000000"/>
+                <w:sz w:val="19"/>
+              </w:rPr>
+              <w:t>Plataformas de gestão/BI</w:t>
+            </w:r>
+          </w:p>
+        </w:tc>
+        <w:tc>
+          <w:tcPr>
+            <w:tcW w:type="dxa" w:w="3249"/>
+          </w:tcPr>
+          <w:p>
+            <w:r/>
+            <w:r>
+              <w:rPr>
+                <w:rFonts w:ascii="Calibri" w:hAnsi="Calibri"/>
+                <w:b w:val="0"/>
+                <w:color w:val="000000"/>
+                <w:sz w:val="19"/>
+              </w:rPr>
+              <w:t>Nibo, HubCount</w:t>
+            </w:r>
+          </w:p>
+        </w:tc>
+        <w:tc>
+          <w:tcPr>
+            <w:tcW w:type="dxa" w:w="3249"/>
+          </w:tcPr>
+          <w:p>
+            <w:r/>
+            <w:r>
+              <w:rPr>
+                <w:rFonts w:ascii="Calibri" w:hAnsi="Calibri"/>
+                <w:b w:val="0"/>
+                <w:color w:val="000000"/>
+                <w:sz w:val="19"/>
+              </w:rPr>
+              <w:t>Foco em gestão financeira e alertas fiscais do escritório — não executam ações reais contra portais do governo em nome do cliente.</w:t>
+            </w:r>
+          </w:p>
+        </w:tc>
+      </w:tr>
+    </w:tbl>
+    <w:p>
+      <w:pPr/>
+      <w:r>
+        <w:t>Diferenciais do GovFlow AI: (1) hub conversacional (WhatsApp/webchat) como porta de entrada — nenhum concorrente pesquisado oferece isso; (2) leitura de documentos não estruturados via OCR/NLP com confiança por campo, não apenas arquivos já prontos; (3) confirmação humana explícita antes de qualquer ação real no portal do governo — diferencial de confiança; (4) cobre múltiplos serviços governamentais (Redesim e e-CAC) num único painel, com histórico e ROI mensurável por automação; (5) preço Freemium acessível (R$ 299,00/mês) frente à precificação corporativa dos ERPs tradicionais.</w:t>
       </w:r>
     </w:p>
     <w:p>
@@ -3306,6 +3704,23 @@
         <w:rPr>
           <w:b/>
         </w:rPr>
+        <w:t xml:space="preserve">Gestão de Usuários e Clientes: </w:t>
+      </w:r>
+      <w:r>
+        <w:rPr>
+          <w:b w:val="0"/>
+        </w:rPr>
+        <w:t>login validado contra o banco de dados (não apenas a sessão SSO) — o e-mail decide se o usuário entra numa organização já existente ou provisiona uma nova; painel para adicionar/editar/remover usuários do escritório e clientes cadastrados para consulta e-CAC, cada um com CPF/senha própria.</w:t>
+      </w:r>
+    </w:p>
+    <w:p>
+      <w:pPr>
+        <w:pStyle w:val="ListBullet"/>
+      </w:pPr>
+      <w:r>
+        <w:rPr>
+          <w:b/>
+        </w:rPr>
         <w:t xml:space="preserve">Motor de OCR/NLP: </w:t>
       </w:r>
       <w:r>
@@ -3320,10 +3735,13 @@
         <w:rPr>
           <w:b/>
         </w:rPr>
-        <w:t xml:space="preserve">Motor de Automação RPA: </w:t>
+        <w:t xml:space="preserve">Motores de Automação RPA (dois robôs): </w:t>
       </w:r>
       <w:r>
-        <w:t>automação real via Puppeteer contra um portal de testes, com tratamento de exceções por categoria (portal indisponível, erro de dados, etc.) e captura de protocolo — o robô só é acionado após confirmação explícita do usuário no painel, nunca de forma automática.</w:t>
+        <w:rPr>
+          <w:b w:val="0"/>
+        </w:rPr>
+        <w:t>o robô da Redesim (Node.js/Puppeteer) preenche o formulário de abertura de empresa; o robô de Consulta e-CAC (Python/Playwright) loga como o cliente selecionado e extrai a situação da declaração de Imposto de Renda. Ambos com tratamento de exceções por categoria e captura de resultado (protocolo ou situação da declaração) — nenhum dos dois é acionado sem confirmação explícita do usuário.</w:t>
       </w:r>
     </w:p>
     <w:p>
@@ -3594,17 +4012,12 @@
         <w:pStyle w:val="Heading2"/>
       </w:pPr>
       <w:r>
-        <w:t>3.4 Percentual de Conclusão</w:t>
+        <w:t>3.4 Road Map — Próximos Passos</w:t>
       </w:r>
     </w:p>
     <w:p>
       <w:r>
-        <w:rPr>
-          <w:b w:val="0"/>
-          <w:i w:val="0"/>
-          <w:sz w:val="22"/>
-        </w:rPr>
-        <w:t>Considerando os módulos com programação real funcionando de ponta a ponta (Hub, SSO, OCR, RPA, banco de dados, integração no dashboard) frente ao escopo total do MVP planejado, o projeto está estimado em aproximadamente 80% de conclusão. Os itens que permanecem como próximos passos, já especificados tecnicamente na documentação de engenharia anexa, são:</w:t>
+        <w:t>Desde o encerramento desta fase, o projeto avançou além do que está registrado nas seções anteriores: um segundo robô de RPA (Consulta e-CAC, em Python/Playwright), login real validado contra o banco de dados, gestão de usuários por escritório, e o histórico de automações completo (com CNPJ e Razão Social extraídos) já estão implementados e testados — reflexo do amadurecimento contínuo do MVP. Os itens abaixo permanecem como próximos passos reais, já especificados tecnicamente na documentação de engenharia anexa:</w:t>
       </w:r>
     </w:p>
     <w:p>
@@ -3636,15 +4049,7 @@
         <w:pStyle w:val="ListBullet"/>
       </w:pPr>
       <w:r>
-        <w:t>Painel de Status Board com histórico completo de automações e gráficos de ROI;</w:t>
-      </w:r>
-    </w:p>
-    <w:p>
-      <w:pPr>
-        <w:pStyle w:val="ListBullet"/>
-      </w:pPr>
-      <w:r>
-        <w:t>Gestão de cota do plano SaaS Freemium.</w:t>
+        <w:t>Extração de atos societários (constituição, alterações contratuais, transformação) pelo motor de OCR — hoje a extração cobre CNPJ, Razão Social, Capital Social e o quadro societário (QSA), mas não o tipo de ato registrado na Junta Comercial.</w:t>
       </w:r>
     </w:p>
     <w:p>
@@ -3687,6 +4092,200 @@
       </w:pPr>
       <w:r>
         <w:t>Variáveis de ambiente: copiar .env.example para .env e preencher as credenciais do banco de dados em nuvem</w:t>
+      </w:r>
+    </w:p>
+    <w:p>
+      <w:pPr>
+        <w:pStyle w:val="Heading2"/>
+      </w:pPr>
+      <w:r>
+        <w:t>3.6 Time e Disponibilidade para o NEXT 2026</w:t>
+      </w:r>
+    </w:p>
+    <w:p>
+      <w:pPr/>
+      <w:r>
+        <w:t>Equipe responsável pelo desenvolvimento do GovFlow AI:</w:t>
+      </w:r>
+    </w:p>
+    <w:tbl>
+      <w:tblPr>
+        <w:tblStyle w:val="TableGrid"/>
+        <w:tblW w:type="auto" w:w="0"/>
+        <w:tblLook w:firstColumn="1" w:firstRow="1" w:lastColumn="0" w:lastRow="0" w:noHBand="0" w:noVBand="1" w:val="04A0"/>
+      </w:tblPr>
+      <w:tblGrid>
+        <w:gridCol w:w="3249"/>
+        <w:gridCol w:w="3249"/>
+        <w:gridCol w:w="3249"/>
+      </w:tblGrid>
+      <w:tr>
+        <w:tc>
+          <w:tcPr>
+            <w:tcW w:type="dxa" w:w="3249"/>
+            <w:shd w:fill="2D5A27"/>
+          </w:tcPr>
+          <w:p>
+            <w:r/>
+            <w:r>
+              <w:rPr>
+                <w:rFonts w:ascii="Calibri" w:hAnsi="Calibri"/>
+                <w:b/>
+                <w:color w:val="FFFFFF"/>
+                <w:sz w:val="20"/>
+              </w:rPr>
+              <w:t>Foto</w:t>
+            </w:r>
+          </w:p>
+        </w:tc>
+        <w:tc>
+          <w:tcPr>
+            <w:tcW w:type="dxa" w:w="3249"/>
+            <w:shd w:fill="2D5A27"/>
+          </w:tcPr>
+          <w:p>
+            <w:r/>
+            <w:r>
+              <w:rPr>
+                <w:rFonts w:ascii="Calibri" w:hAnsi="Calibri"/>
+                <w:b/>
+                <w:color w:val="FFFFFF"/>
+                <w:sz w:val="20"/>
+              </w:rPr>
+              <w:t>Nome Completo</w:t>
+            </w:r>
+          </w:p>
+        </w:tc>
+        <w:tc>
+          <w:tcPr>
+            <w:tcW w:type="dxa" w:w="3249"/>
+            <w:shd w:fill="2D5A27"/>
+          </w:tcPr>
+          <w:p>
+            <w:r/>
+            <w:r>
+              <w:rPr>
+                <w:rFonts w:ascii="Calibri" w:hAnsi="Calibri"/>
+                <w:b/>
+                <w:color w:val="FFFFFF"/>
+                <w:sz w:val="20"/>
+              </w:rPr>
+              <w:t>RM</w:t>
+            </w:r>
+          </w:p>
+        </w:tc>
+      </w:tr>
+      <w:tr>
+        <w:tc>
+          <w:tcPr>
+            <w:tcW w:type="dxa" w:w="3249"/>
+          </w:tcPr>
+          <w:p>
+            <w:r/>
+            <w:r>
+              <w:rPr>
+                <w:rFonts w:ascii="Calibri" w:hAnsi="Calibri"/>
+                <w:b w:val="0"/>
+                <w:color w:val="000000"/>
+                <w:sz w:val="19"/>
+              </w:rPr>
+              <w:t>[inserir foto]</w:t>
+            </w:r>
+          </w:p>
+        </w:tc>
+        <w:tc>
+          <w:tcPr>
+            <w:tcW w:type="dxa" w:w="3249"/>
+          </w:tcPr>
+          <w:p>
+            <w:r/>
+            <w:r>
+              <w:rPr>
+                <w:rFonts w:ascii="Calibri" w:hAnsi="Calibri"/>
+                <w:b w:val="0"/>
+                <w:color w:val="000000"/>
+                <w:sz w:val="19"/>
+              </w:rPr>
+              <w:t>Pedro Henrique Amancio Lopes</w:t>
+            </w:r>
+          </w:p>
+        </w:tc>
+        <w:tc>
+          <w:tcPr>
+            <w:tcW w:type="dxa" w:w="3249"/>
+          </w:tcPr>
+          <w:p>
+            <w:r/>
+            <w:r>
+              <w:rPr>
+                <w:rFonts w:ascii="Calibri" w:hAnsi="Calibri"/>
+                <w:b w:val="0"/>
+                <w:color w:val="000000"/>
+                <w:sz w:val="19"/>
+              </w:rPr>
+              <w:t>RM551682</w:t>
+            </w:r>
+          </w:p>
+        </w:tc>
+      </w:tr>
+      <w:tr>
+        <w:tc>
+          <w:tcPr>
+            <w:tcW w:type="dxa" w:w="3249"/>
+          </w:tcPr>
+          <w:p>
+            <w:r/>
+            <w:r>
+              <w:rPr>
+                <w:rFonts w:ascii="Calibri" w:hAnsi="Calibri"/>
+                <w:b w:val="0"/>
+                <w:color w:val="000000"/>
+                <w:sz w:val="19"/>
+              </w:rPr>
+              <w:t>[inserir foto]</w:t>
+            </w:r>
+          </w:p>
+        </w:tc>
+        <w:tc>
+          <w:tcPr>
+            <w:tcW w:type="dxa" w:w="3249"/>
+          </w:tcPr>
+          <w:p>
+            <w:r/>
+            <w:r>
+              <w:rPr>
+                <w:rFonts w:ascii="Calibri" w:hAnsi="Calibri"/>
+                <w:b w:val="0"/>
+                <w:color w:val="000000"/>
+                <w:sz w:val="19"/>
+              </w:rPr>
+              <w:t>Felipe Vazamim</w:t>
+            </w:r>
+          </w:p>
+        </w:tc>
+        <w:tc>
+          <w:tcPr>
+            <w:tcW w:type="dxa" w:w="3249"/>
+          </w:tcPr>
+          <w:p>
+            <w:r/>
+            <w:r>
+              <w:rPr>
+                <w:rFonts w:ascii="Calibri" w:hAnsi="Calibri"/>
+                <w:b w:val="0"/>
+                <w:color w:val="000000"/>
+                <w:sz w:val="19"/>
+              </w:rPr>
+              <w:t>RM97856</w:t>
+            </w:r>
+          </w:p>
+        </w:tc>
+      </w:tr>
+    </w:tbl>
+    <w:p>
+      <w:pPr/>
+      <w:r>
+        <w:t>Disponibilidade para o NEXT 2026: o NEXT 2026 ocorrerá em 24/10/2026, na Arca, em São Paulo-SP. Não, infelizmente não conseguiremos expor no NEXT 2026.</w:t>
       </w:r>
     </w:p>
     <w:p>
